--- a/en/wisdom-stories/before-it-is-too-late.docx
+++ b/en/wisdom-stories/before-it-is-too-late.docx
@@ -40,7 +40,7 @@
         <w:rPr>
           <w:lang/>
         </w:rPr>
-        <w:t>There is a time to express our love, to welcome the love offered to us, to forgive those who have hurt us and to apologise to those we have hurt. When we keep putting these things off, the distance between us can grow, and the opportunity may pass.</w:t>
+        <w:t xml:space="preserve">There is a time to express our love, to welcome the love offered to us, to forgive those who have hurt us and to apologize to those we have hurt. When we keep putting these things off, the distance between us can grow, and the opportunity may pass.</w:t>
       </w:r>
     </w:p>
     <w:p>
@@ -53,7 +53,7 @@
         <w:rPr>
           <w:lang/>
         </w:rPr>
-        <w:t>None of us is beyond making mistakes. We can all misjudge a situation, speak without thinking or hurt someone’s feelings. What matters is not delaying when it is time to admit a mistake, put it right and make amends. Life is short.</w:t>
+        <w:t xml:space="preserve">None of us is immune to making mistakes. We can all misjudge a situation, speak without thinking or hurt someone’s feelings. What matters is not delaying when it is time to admit a mistake, put it right and make amends. Life is short.</w:t>
       </w:r>
     </w:p>
     <w:p>
@@ -81,7 +81,7 @@
           <w:bCs/>
           <w:lang/>
         </w:rPr>
-        <w:t>Moral: Do not put off expressing love, apologising or making amends. One sincere gesture today may spare you regret tomorrow.</w:t>
+        <w:t xml:space="preserve">Moral: Do not put off expressing love, apologizing or making amends. One sincere gesture today may spare you regret tomorrow.</w:t>
       </w:r>
     </w:p>
     <w:p>
